--- a/ReportWebSite/Reports1NF/Templates/ProzoroDogContinue.docx
+++ b/ReportWebSite/Reports1NF/Templates/ProzoroDogContinue.docx
@@ -2439,7 +2439,7 @@
                 <w:szCs w:val="24"/>
                 <w:lang w:val="ru-RU"/>
               </w:rPr>
-              <w:t>Дата фо</w:t>
+              <w:t xml:space="preserve">Дата </w:t>
             </w:r>
             <w:proofErr w:type="spellStart"/>
             <w:r>
@@ -2451,7 +2451,7 @@
                 <w:szCs w:val="24"/>
                 <w:lang w:val="ru-RU"/>
               </w:rPr>
-              <w:t>рмування</w:t>
+              <w:t>формування</w:t>
             </w:r>
             <w:proofErr w:type="spellEnd"/>
             <w:r>
@@ -5136,41 +5136,43 @@
             <w:pPr>
               <w:rPr>
                 <w:rFonts w:ascii="Times New Roman" w:hAnsi="Times New Roman" w:cs="Times New Roman"/>
+                <w:color w:val="000000"/>
                 <w:sz w:val="24"/>
                 <w:szCs w:val="24"/>
                 <w:highlight w:val="yellow"/>
-              </w:rPr>
-            </w:pPr>
-            <w:r>
-              <w:rPr>
-                <w:rFonts w:ascii="Times New Roman" w:hAnsi="Times New Roman" w:cs="Times New Roman"/>
-                <w:sz w:val="24"/>
-                <w:szCs w:val="24"/>
-                <w:highlight w:val="yellow"/>
+                <w:lang w:val="en-US"/>
+              </w:rPr>
+            </w:pPr>
+            <w:r>
+              <w:rPr>
+                <w:rFonts w:ascii="Times New Roman" w:hAnsi="Times New Roman" w:cs="Times New Roman"/>
+                <w:color w:val="000000"/>
+                <w:sz w:val="24"/>
+                <w:szCs w:val="24"/>
+                <w:lang w:val="en-US"/>
               </w:rPr>
               <w:lastRenderedPageBreak/>
-              <w:t>Головний інженер Корж Максим</w:t>
-            </w:r>
-          </w:p>
-          <w:p>
-            <w:pPr>
-              <w:rPr>
-                <w:rFonts w:ascii="Times New Roman" w:hAnsi="Times New Roman" w:cs="Times New Roman"/>
-                <w:color w:val="000000"/>
-                <w:sz w:val="24"/>
-                <w:szCs w:val="24"/>
-                <w:highlight w:val="yellow"/>
-              </w:rPr>
-            </w:pPr>
-            <w:r>
-              <w:rPr>
-                <w:rFonts w:ascii="Times New Roman" w:hAnsi="Times New Roman" w:cs="Times New Roman"/>
-                <w:sz w:val="24"/>
-                <w:szCs w:val="24"/>
-                <w:highlight w:val="yellow"/>
-              </w:rPr>
-              <w:lastRenderedPageBreak/>
-              <w:t>+80960328193</w:t>
+              <w:t>{</w:t>
+            </w:r>
+            <w:r>
+              <w:rPr>
+                <w:rFonts w:ascii="Times New Roman" w:hAnsi="Times New Roman" w:cs="Times New Roman"/>
+                <w:color w:val="000000"/>
+                <w:sz w:val="24"/>
+                <w:szCs w:val="24"/>
+                <w:lang/>
+              </w:rPr>
+              <w:t>Контактні дані працівника балансоутримувача</w:t>
+            </w:r>
+            <w:r>
+              <w:rPr>
+                <w:rFonts w:ascii="Times New Roman" w:hAnsi="Times New Roman" w:cs="Times New Roman"/>
+                <w:color w:val="000000"/>
+                <w:sz w:val="24"/>
+                <w:szCs w:val="24"/>
+                <w:lang w:val="en-US"/>
+              </w:rPr>
+              <w:t>}</w:t>
             </w:r>
           </w:p>
         </w:tc>
@@ -6734,7 +6736,6 @@
   <w:style w:type="character" w:default="1" w:styleId="DefaultParagraphFont">
     <w:name w:val="Default Paragraph Font"/>
     <w:uiPriority w:val="1"/>
-    <w:semiHidden/>
     <w:unhideWhenUsed/>
   </w:style>
   <w:style w:type="table" w:default="1" w:styleId="TableNormal">
